--- a/oop PROJECT REPORT.docx
+++ b/oop PROJECT REPORT.docx
@@ -155,7 +155,7 @@
           <w:sz w:val="32"/>
           <w:szCs w:val="32"/>
         </w:rPr>
-        <w:t>OOOP-</w:t>
+        <w:t>OOP-</w:t>
       </w:r>
       <w:r>
         <w:rPr>
@@ -193,6 +193,7 @@
           <w:rFonts w:ascii="Times New Roman" w:hAnsi="Times New Roman" w:cs="Times New Roman"/>
           <w:b/>
           <w:bCs/>
+          <w:noProof/>
           <w:sz w:val="32"/>
           <w:szCs w:val="32"/>
         </w:rPr>
@@ -259,6 +260,7 @@
           <w:rFonts w:ascii="Times New Roman" w:hAnsi="Times New Roman" w:cs="Times New Roman"/>
           <w:b/>
           <w:bCs/>
+          <w:noProof/>
           <w:sz w:val="32"/>
           <w:szCs w:val="32"/>
         </w:rPr>
@@ -314,6 +316,7 @@
           <w:rFonts w:ascii="Times New Roman" w:hAnsi="Times New Roman" w:cs="Times New Roman"/>
           <w:b/>
           <w:bCs/>
+          <w:noProof/>
           <w:sz w:val="32"/>
           <w:szCs w:val="32"/>
         </w:rPr>
@@ -927,6 +930,7 @@
       </w:pPr>
       <w:r>
         <w:rPr>
+          <w:noProof/>
           <w:sz w:val="32"/>
           <w:szCs w:val="32"/>
         </w:rPr>
@@ -1014,6 +1018,7 @@
       </w:pPr>
       <w:r>
         <w:rPr>
+          <w:noProof/>
           <w:sz w:val="32"/>
           <w:szCs w:val="32"/>
         </w:rPr>
@@ -1078,6 +1083,7 @@
       </w:pPr>
       <w:r>
         <w:rPr>
+          <w:noProof/>
           <w:sz w:val="32"/>
           <w:szCs w:val="32"/>
         </w:rPr>
@@ -1190,6 +1196,7 @@
       </w:pPr>
       <w:r>
         <w:rPr>
+          <w:noProof/>
           <w:sz w:val="28"/>
           <w:szCs w:val="28"/>
         </w:rPr>
@@ -1517,6 +1524,7 @@
       </w:pPr>
       <w:r>
         <w:rPr>
+          <w:noProof/>
           <w:sz w:val="28"/>
           <w:szCs w:val="28"/>
         </w:rPr>
@@ -1604,6 +1612,7 @@
       </w:pPr>
       <w:r>
         <w:rPr>
+          <w:noProof/>
           <w:sz w:val="24"/>
           <w:szCs w:val="24"/>
         </w:rPr>
@@ -1691,6 +1700,7 @@
       </w:pPr>
       <w:r>
         <w:rPr>
+          <w:noProof/>
           <w:sz w:val="24"/>
           <w:szCs w:val="24"/>
         </w:rPr>
@@ -1798,6 +1808,7 @@
       </w:r>
       <w:r>
         <w:rPr>
+          <w:noProof/>
           <w:sz w:val="24"/>
           <w:szCs w:val="24"/>
         </w:rPr>
@@ -1901,6 +1912,7 @@
       </w:r>
       <w:r>
         <w:rPr>
+          <w:noProof/>
           <w:sz w:val="24"/>
           <w:szCs w:val="24"/>
         </w:rPr>
@@ -2013,6 +2025,7 @@
       </w:pPr>
       <w:r>
         <w:rPr>
+          <w:noProof/>
           <w:sz w:val="24"/>
           <w:szCs w:val="24"/>
         </w:rPr>
@@ -2278,6 +2291,7 @@
         <w:rPr>
           <w:b/>
           <w:bCs/>
+          <w:noProof/>
           <w:sz w:val="32"/>
           <w:szCs w:val="32"/>
         </w:rPr>
@@ -2331,6 +2345,7 @@
         <w:rPr>
           <w:b/>
           <w:bCs/>
+          <w:noProof/>
           <w:sz w:val="32"/>
           <w:szCs w:val="32"/>
         </w:rPr>
@@ -2473,6 +2488,7 @@
       </w:pPr>
       <w:r>
         <w:rPr>
+          <w:noProof/>
           <w:sz w:val="24"/>
           <w:szCs w:val="24"/>
         </w:rPr>
@@ -2583,6 +2599,7 @@
       </w:pPr>
       <w:r>
         <w:rPr>
+          <w:noProof/>
           <w:sz w:val="24"/>
           <w:szCs w:val="24"/>
         </w:rPr>
@@ -2672,6 +2689,7 @@
       </w:pPr>
       <w:r>
         <w:rPr>
+          <w:noProof/>
           <w:sz w:val="24"/>
           <w:szCs w:val="24"/>
         </w:rPr>
@@ -2797,6 +2815,7 @@
       </w:pPr>
       <w:r>
         <w:rPr>
+          <w:noProof/>
           <w:sz w:val="24"/>
           <w:szCs w:val="24"/>
         </w:rPr>
@@ -3051,6 +3070,7 @@
       </w:pPr>
       <w:r>
         <w:rPr>
+          <w:noProof/>
           <w:sz w:val="28"/>
           <w:szCs w:val="28"/>
         </w:rPr>
@@ -3177,6 +3197,7 @@
       </w:pPr>
       <w:r>
         <w:rPr>
+          <w:noProof/>
           <w:sz w:val="28"/>
           <w:szCs w:val="28"/>
         </w:rPr>
@@ -3286,6 +3307,7 @@
       </w:pPr>
       <w:r>
         <w:rPr>
+          <w:noProof/>
           <w:sz w:val="24"/>
           <w:szCs w:val="24"/>
         </w:rPr>
@@ -3366,6 +3388,7 @@
       </w:pPr>
       <w:r>
         <w:rPr>
+          <w:noProof/>
           <w:sz w:val="24"/>
           <w:szCs w:val="24"/>
         </w:rPr>
@@ -3460,6 +3483,7 @@
       </w:pPr>
       <w:r>
         <w:rPr>
+          <w:noProof/>
           <w:sz w:val="24"/>
           <w:szCs w:val="24"/>
         </w:rPr>
@@ -3599,6 +3623,7 @@
       </w:pPr>
       <w:r>
         <w:rPr>
+          <w:noProof/>
           <w:sz w:val="24"/>
           <w:szCs w:val="24"/>
         </w:rPr>
@@ -3744,16 +3769,7 @@
           <w:szCs w:val="32"/>
         </w:rPr>
         <w:lastRenderedPageBreak/>
-        <w:t>9</w:t>
-      </w:r>
-      <w:r>
-        <w:rPr>
-          <w:b/>
-          <w:bCs/>
-          <w:sz w:val="32"/>
-          <w:szCs w:val="32"/>
-        </w:rPr>
-        <w:t>. Limitations and Future Scope</w:t>
+        <w:t>9. Limitations and Future Scope</w:t>
       </w:r>
     </w:p>
     <w:p>
@@ -5520,6 +5536,7 @@
   <w:style w:type="character" w:default="1" w:styleId="DefaultParagraphFont">
     <w:name w:val="Default Paragraph Font"/>
     <w:uiPriority w:val="1"/>
+    <w:semiHidden/>
     <w:unhideWhenUsed/>
   </w:style>
   <w:style w:type="table" w:default="1" w:styleId="TableNormal">
